--- a/docs/spec/Nidan_Build_Plan.docx
+++ b/docs/spec/Nidan_Build_Plan.docx
@@ -17,7 +17,7 @@
           <w:i/>
           <w:sz w:val="17"/>
         </w:rPr>
-        <w:t>Nidan · generated from docs/spec/BUILD_PLAN.md on 2026-09-14</w:t>
+        <w:t>Nidan · generated from docs/spec/BUILD_PLAN.md on 2026-09-21</w:t>
       </w:r>
     </w:p>
     <w:p>

--- a/docs/spec/Nidan_Build_Plan.docx
+++ b/docs/spec/Nidan_Build_Plan.docx
@@ -17,7 +17,7 @@
           <w:i/>
           <w:sz w:val="17"/>
         </w:rPr>
-        <w:t>Nidan · generated from docs/spec/BUILD_PLAN.md on 2026-09-21</w:t>
+        <w:t>Nidan · generated from docs/spec/BUILD_PLAN.md on 2026-10-29</w:t>
       </w:r>
     </w:p>
     <w:p>
@@ -2433,6 +2433,18 @@
         </w:rPr>
         <w:t>T-020 · Admin shell and auth</w:t>
       </w:r>
+      <w:r>
+        <w:t xml:space="preserve"> — ✅ </w:t>
+      </w:r>
+      <w:r>
+        <w:rPr>
+          <w:b/>
+        </w:rPr>
+        <w:t>DONE</w:t>
+      </w:r>
+      <w:r>
+        <w:t xml:space="preserve"> (2026-09-21)</w:t>
+      </w:r>
     </w:p>
     <w:p>
       <w:pPr>
@@ -2454,6 +2466,8 @@
         <w:t>Accept   1. Jinja + HTMX shell, admin-only, desktop-only</w:t>
         <w:br/>
         <w:t xml:space="preserve">         2. Every admin action writes to audit_log</w:t>
+        <w:br/>
+        <w:t>Done     Jinja+HTMX shell in nidan/web/admin/, @require_admin, @require_reviewer, 022_platform_role, AuditRepository</w:t>
       </w:r>
     </w:p>
     <w:p>
@@ -2464,7 +2478,16 @@
         <w:t>T-021 · Case editor</w:t>
       </w:r>
       <w:r>
-        <w:t xml:space="preserve"> ⭐</w:t>
+        <w:t xml:space="preserve"> ⭐ — ✅ </w:t>
+      </w:r>
+      <w:r>
+        <w:rPr>
+          <w:b/>
+        </w:rPr>
+        <w:t>DONE</w:t>
+      </w:r>
+      <w:r>
+        <w:t xml:space="preserve"> (2026-09-30)</w:t>
       </w:r>
     </w:p>
     <w:p>
@@ -2495,6 +2518,8 @@
         <w:t xml:space="preserve">         5. Token counter on the persona prompt</w:t>
         <w:br/>
         <w:t>Note     C-4 enforcement here is the structural fix for the 14%-sensitivity class of bug.</w:t>
+        <w:br/>
+        <w:t>Done     Form-based editor in nidan/web/admin/cases/, live C-1...C-7 validation, save blocking on C-4, draft creation from published, OCC</w:t>
       </w:r>
     </w:p>
     <w:p>
@@ -2505,7 +2530,16 @@
         <w:t>T-022 · Playtest with live instrumentation</w:t>
       </w:r>
       <w:r>
-        <w:t xml:space="preserve"> ⭐</w:t>
+        <w:t xml:space="preserve"> ⭐ — ✅ </w:t>
+      </w:r>
+      <w:r>
+        <w:rPr>
+          <w:b/>
+        </w:rPr>
+        <w:t>DONE</w:t>
+      </w:r>
+      <w:r>
+        <w:t xml:space="preserve"> (2026-10-28)</w:t>
       </w:r>
     </w:p>
     <w:p>
@@ -2538,6 +2572,8 @@
         <w:t xml:space="preserve">         5. Reset without leaving the page</w:t>
         <w:br/>
         <w:t>Note     This is how a non-programmer sees WHY a detector fired. Highest-value admin screen.</w:t>
+        <w:br/>
+        <w:t>Done     Split view in nidan/web/admin/playtest/; panel is assess() output; event log held client-side, nothing written</w:t>
       </w:r>
     </w:p>
     <w:p>
@@ -2548,7 +2584,16 @@
         <w:t>T-023 · Clinical review workflow</w:t>
       </w:r>
       <w:r>
-        <w:t xml:space="preserve"> ⭐</w:t>
+        <w:t xml:space="preserve"> ⭐ — ✅ </w:t>
+      </w:r>
+      <w:r>
+        <w:rPr>
+          <w:b/>
+        </w:rPr>
+        <w:t>DONE</w:t>
+      </w:r>
+      <w:r>
+        <w:t xml:space="preserve"> (2026-10-29)</w:t>
       </w:r>
     </w:p>
     <w:p>
@@ -2579,6 +2624,8 @@
         <w:t xml:space="preserve">         5. Publish is blocked without an approving review (409, and the DB trigger holds)</w:t>
         <w:br/>
         <w:t>Note     Completing this unblocks your two clinician reviewers. Pull it as early as possible.</w:t>
+        <w:br/>
+        <w:t>Done     Queue + assignment + rubric form beside Playtest + publish in nidan/web/admin/reviews/; rubric and gate each enforced twice</w:t>
       </w:r>
     </w:p>
     <w:p/>
@@ -4418,6 +4465,79 @@
         <w:t>Start writing cases in week one.</w:t>
       </w:r>
     </w:p>
+    <w:p>
+      <w:pPr>
+        <w:ind w:left="480"/>
+      </w:pPr>
+      <w:r>
+        <w:rPr>
+          <w:b/>
+          <w:i/>
+        </w:rPr>
+        <w:t>Status, 29 October 2026 — half discharged.</w:t>
+      </w:r>
+      <w:r>
+        <w:rPr>
+          <w:i/>
+        </w:rPr>
+        <w:t xml:space="preserve"> All ten cases are written and seeded as drafts (migrations 019, 026, 028, 030, 032). </w:t>
+      </w:r>
+      <w:r>
+        <w:rPr>
+          <w:b/>
+          <w:i/>
+        </w:rPr>
+        <w:t>None is published, and none can be</w:t>
+      </w:r>
+      <w:r>
+        <w:rPr>
+          <w:i/>
+        </w:rPr>
+        <w:t>: migration 007's trigger refuses a version with no approving clinical review, so the remaining half of this risk is entirely review turnaround.</w:t>
+      </w:r>
+    </w:p>
+    <w:p>
+      <w:pPr>
+        <w:ind w:left="480"/>
+      </w:pPr>
+    </w:p>
+    <w:p>
+      <w:pPr>
+        <w:ind w:left="480"/>
+      </w:pPr>
+      <w:r>
+        <w:rPr>
+          <w:i/>
+        </w:rPr>
+        <w:t xml:space="preserve">Two things are worth carrying forward from doing it. First, </w:t>
+      </w:r>
+      <w:r>
+        <w:rPr>
+          <w:b/>
+          <w:i/>
+        </w:rPr>
+        <w:t>the cost per case rose sharply at case 8</w:t>
+      </w:r>
+      <w:r>
+        <w:rPr>
+          <w:i/>
+        </w:rPr>
+        <w:t xml:space="preserve">: migration 017 seeded 40 topics and the first seven cases used all of them, so every case after that needed new lexicon rows, and two needed investigation keys that did not exist. T-044 is the task that would have made this a screen instead of a migration. Second, </w:t>
+      </w:r>
+      <w:r>
+        <w:rPr>
+          <w:b/>
+          <w:i/>
+        </w:rPr>
+        <w:t>the binding constraint is now hosting, not writing</w:t>
+      </w:r>
+      <w:r>
+        <w:rPr>
+          <w:i/>
+        </w:rPr>
+        <w:t xml:space="preserve"> — the console runs on localhost and no task in any phase deploys it, so the two reviewers still cannot reach the cases that are waiting for them.</w:t>
+      </w:r>
+    </w:p>
     <w:p/>
     <w:p>
       <w:r>
